--- a/docs/Technical_Reference.docx
+++ b/docs/Technical_Reference.docx
@@ -29,7 +29,12 @@
     </w:p>
     <w:p>
       <w:r>
-        <w:t>server.py (stdlib, :8800) is the hub. Long-running services: Ollama (:11434), ComfyUI headless (:8188, launched from %USERPROFILE%\comfyui-src with its own venv, --base-directory %USERPROFILE%\Documents\ComfyUI, PYTHONUTF8=1), koboldcpp (:5001, on demand for Story). Worker subprocesses (STT/TTS/XTTS/Zonos) run inside their conda envs via each skill's script in %USERPROFILE%\.claude\skills\...\scripts. lullabykit\pipeline.py (Lullaby, Track Splitter) runs from its own venv as a transient per-job subprocess, not a resident worker — it never competes with the Manager for a 'loaded' slot, but both jobs refuse to start while any model IS loaded, since Demucs needs the GPU free.</w:t>
+        <w:t>server.py (stdlib, :8800) is the hub. Long-running services: Ollama (:11434), ComfyUI headless (:8188, launched from %USERPROFILE%\comfyui-src with its own venv, --base-directory %USERPROFILE%\Documents\ComfyUI, PYTHONUTF8=1), koboldcpp (:5001, on demand for Story). Worker subprocesses (STT/TTS/XTTS/Zonos) run inside their conda envs via each skill's script in %USERPROFILE%\.claude\skills\...\scripts. lullabykit\pipeline.py (Lullaby, Track Splitter) runs from its own venv as a transient per-job subprocess, not a resident worker — it never competes with the Manager for a 'loaded' slot, and it no longer has to refuse to start while a model is resident: the queue marks those jobs exclusive and frees the card for them.</w:t>
+      </w:r>
+    </w:p>
+    <w:p>
+      <w:r>
+        <w:t>Two runner threads sit on top of all of it, one per lane (gpu, cpu), started at boot. They are the only callers of MGR.load / MGR.stop in normal operation. Nothing else in the process starts a heavy job, which is what makes the single-flight guards inside the job classes unreachable rather than merely unlikely.</w:t>
       </w:r>
     </w:p>
     <w:p>
@@ -42,7 +47,12 @@
     </w:p>
     <w:p>
       <w:r>
-        <w:t>Manager (MGR): one-model-at-a-time; load(worker, params) unloads everything else, sets key (llm:&lt;tag&gt; | image:&lt;model&gt; | music | tts:&lt;engine&gt; | voicemodel:&lt;name&gt; | story:Cydonia-24B | voice). Worker: persistent subprocess speaking newline-JSON on stdin/stdout. Jobs (async, one at a time each): TrainJob (XTTS fine-tune), StoryJob (scene-by-scene generation with rolling synopsis), AudiobookJob (chunk → synth → stitch), SpriteJob (one FLUX.2 reference-edit per frame → per-action cutout/resize/strip → combined sheet; also handles single-frame re-rolls with automatic backups), LullabyJob (two phases — analyze: stems + key/beat/chord + melody candidates, cached to disk; render: remix or piano engine from the cached analysis), SplitJob (runs the same stem separation stand-alone, saves all 6 tracks, no arrangement — mirrors LullabyJob's lifecycle and shares its work-dir cache), ComposerJob (two phases — plan: one Ollama call under the Manager lock turns a text brief into a full score.json against a fixed instrument/effects menu, non-fatal on failure since a genre template alone still renders a complete song; render: the Manager lock is released and a CPU-only composerkit.py subprocess writes every note, mixes, and masters from that score, streaming its own progress.json so a 30-90s render isn't a blank spinner — rerender() re-enters at this phase only, from an edited score, for the Arrange step's mixer/automation/note edits). do_music() shells musicgen.py per request (ComfyUI holds the model).</w:t>
+        <w:t>JobQueue (QUEUE): one ordered list of QEntry, one Runner thread per lane. Kind describes a job type — lane, model(params) naming the model that must be resident, validate(params, stage) run inside the HTTP request, run(entry) run on the runner thread, cost(params) keying the measured duration, plus the priority / exclusive / component flags. JOB_TYPES maps ~24 kind names (image, edit, sprite, sprite_reroll, video, music, sfx, mesh3d, lullaby, lullaby_analyze, lullaby_render, split, audiobook, voice_train, story, story_regen, composer, composer_rerender, chat, stt, tts, voice, voicemodel, enhance) onto those descriptors. QEntry carries state (pending | running | done | error | cancelled), step/total/stage/current, a measured eta, the staged upload dir, and an in-memory result that is deliberately never persisted. Stager writes submit-time uploads under _tmp\queue\&lt;id&gt;\. drive_singleton(job, entry) runs one of the existing async job classes under the queue: it starts the job, mirrors its status onto the entry and forwards a cancel, leaving the class's own progress parsing, ETA and error handling alone. _timing_get / _timing_save maintain _tmp\job_timings.json, the ledger every ETA is drawn from.</w:t>
+      </w:r>
+    </w:p>
+    <w:p>
+      <w:r>
+        <w:t>Manager (MGR): one-model-at-a-time; load(worker, params) unloads everything else, sets key (llm:&lt;tag&gt; | image:&lt;model&gt; | music | tts:&lt;engine&gt; | voicemodel:&lt;name&gt; | story:Cydonia-24B | voice). pin()/unpin() hold a key against the queue's own scheduling; claim_gpu() evicts everything and leaves the slot EMPTY, for transient jobs that load, run and exit. Worker: persistent subprocess speaking newline-JSON on stdin/stdout. Jobs (async, one at a time each): TrainJob (XTTS fine-tune), StoryJob (scene-by-scene generation with rolling synopsis), AudiobookJob (chunk → synth → stitch), SpriteJob (one FLUX.2 reference-edit per frame → per-action cutout/resize/strip → combined sheet; also handles single-frame re-rolls with automatic backups), LullabyJob (two phases — analyze: stems + key/beat/chord + melody candidates, cached to disk; render: remix or piano engine from the cached analysis), SplitJob (runs the same stem separation stand-alone, saves all 6 tracks, no arrangement — mirrors LullabyJob's lifecycle and shares its work-dir cache), ComposerJob (two phases — plan: one Ollama call under the Manager lock turns a text brief into a full score.json against a fixed instrument/effects menu, non-fatal on failure since a genre template alone still renders a complete song; render: the Manager lock is released and a CPU-only composerkit.py subprocess writes every note, mixes, and masters from that score, streaming its own progress.json so a 30-90s render isn't a blank spinner — rerender() re-enters at this phase only, from an edited score, for the Arrange step's mixer/automation/note edits). do_music() shells musicgen.py per request (ComfyUI holds the model).</w:t>
       </w:r>
     </w:p>
     <w:p>
@@ -167,7 +177,139 @@
           </w:tcPr>
           <w:p>
             <w:r>
-              <w:t>{"key": &lt;loaded worker key or null&gt;}</w:t>
+              <w:t>{"key": &lt;resident worker key or null&gt;, "pinned": &lt;key or null&gt;}</w:t>
+            </w:r>
+          </w:p>
+        </w:tc>
+      </w:tr>
+      <w:tr>
+        <w:tc>
+          <w:tcPr>
+            <w:tcW w:type="dxa" w:w="4320"/>
+          </w:tcPr>
+          <w:p>
+            <w:r>
+              <w:t>/api/queue</w:t>
+            </w:r>
+          </w:p>
+        </w:tc>
+        <w:tc>
+          <w:tcPr>
+            <w:tcW w:type="dxa" w:w="4320"/>
+          </w:tcPr>
+          <w:p>
+            <w:r>
+              <w:t>THE poll. {jobs: [...], resident, pinned, eta, running} — every job's id/kind/label/lane/state/step/total/stage/current/message/eta/elapsed/files plus the hoisted, blocked, resumed and priority flags. eta is the whole queue in seconds, or null the moment any leg has never been measured. This one response drives the drawer AND every tab's own progress line; the per-tab *_status routes it replaced are gone</w:t>
+            </w:r>
+          </w:p>
+        </w:tc>
+      </w:tr>
+      <w:tr>
+        <w:tc>
+          <w:tcPr>
+            <w:tcW w:type="dxa" w:w="4320"/>
+          </w:tcPr>
+          <w:p>
+            <w:r>
+              <w:t>/api/queue/result?id=</w:t>
+            </w:r>
+          </w:p>
+        </w:tc>
+        <w:tc>
+          <w:tcPr>
+            <w:tcW w:type="dxa" w:w="4320"/>
+          </w:tcPr>
+          <w:p>
+            <w:r>
+              <w:t>one finished job's result payload. Deliberately OFF the 1.5 s poll — an image result is a multi-MB data URL, fetched once when the panel sees the job finish</w:t>
+            </w:r>
+          </w:p>
+        </w:tc>
+      </w:tr>
+      <w:tr>
+        <w:tc>
+          <w:tcPr>
+            <w:tcW w:type="dxa" w:w="4320"/>
+          </w:tcPr>
+          <w:p>
+            <w:r>
+              <w:t>/api/components</w:t>
+            </w:r>
+          </w:p>
+        </w:tc>
+        <w:tc>
+          <w:tcPr>
+            <w:tcW w:type="dxa" w:w="4320"/>
+          </w:tcPr>
+          <w:p>
+            <w:r>
+              <w:t>which tabs have their models/runtimes on disk; the UI hides the rest</w:t>
+            </w:r>
+          </w:p>
+        </w:tc>
+      </w:tr>
+      <w:tr>
+        <w:tc>
+          <w:tcPr>
+            <w:tcW w:type="dxa" w:w="4320"/>
+          </w:tcPr>
+          <w:p>
+            <w:r>
+              <w:t>/api/chat_list · /api/chat_load?id=</w:t>
+            </w:r>
+          </w:p>
+        </w:tc>
+        <w:tc>
+          <w:tcPr>
+            <w:tcW w:type="dxa" w:w="4320"/>
+          </w:tcPr>
+          <w:p>
+            <w:r>
+              <w:t>Language conversations: every thread (id, auto-title, task, turn count, the files it produced, created/updated) newest first — and one thread in full</w:t>
+            </w:r>
+          </w:p>
+        </w:tc>
+      </w:tr>
+      <w:tr>
+        <w:tc>
+          <w:tcPr>
+            <w:tcW w:type="dxa" w:w="4320"/>
+          </w:tcPr>
+          <w:p>
+            <w:r>
+              <w:t>/api/ws_list · /api/ws_read?name=</w:t>
+            </w:r>
+          </w:p>
+        </w:tc>
+        <w:tc>
+          <w:tcPr>
+            <w:tcW w:type="dxa" w:w="4320"/>
+          </w:tcPr>
+          <w:p>
+            <w:r>
+              <w:t>the Language workspace: the files the model has written, and one file's contents</w:t>
+            </w:r>
+          </w:p>
+        </w:tc>
+      </w:tr>
+      <w:tr>
+        <w:tc>
+          <w:tcPr>
+            <w:tcW w:type="dxa" w:w="4320"/>
+          </w:tcPr>
+          <w:p>
+            <w:r>
+              <w:t>/ws/&lt;path&gt;</w:t>
+            </w:r>
+          </w:p>
+        </w:tc>
+        <w:tc>
+          <w:tcPr>
+            <w:tcW w:type="dxa" w:w="4320"/>
+          </w:tcPr>
+          <w:p>
+            <w:r>
+              <w:t>serves one workspace file for the artifact preview (iframe / img / download), sandboxed the same way as writes</w:t>
             </w:r>
           </w:p>
         </w:tc>
@@ -245,28 +387,6 @@
           </w:tcPr>
           <w:p>
             <w:r>
-              <w:t>/api/voice_train_status</w:t>
-            </w:r>
-          </w:p>
-        </w:tc>
-        <w:tc>
-          <w:tcPr>
-            <w:tcW w:type="dxa" w:w="4320"/>
-          </w:tcPr>
-          <w:p>
-            <w:r>
-              <w:t>TrainJob progress</w:t>
-            </w:r>
-          </w:p>
-        </w:tc>
-      </w:tr>
-      <w:tr>
-        <w:tc>
-          <w:tcPr>
-            <w:tcW w:type="dxa" w:w="4320"/>
-          </w:tcPr>
-          <w:p>
-            <w:r>
               <w:t>/api/scripts</w:t>
             </w:r>
           </w:p>
@@ -311,7 +431,7 @@
           </w:tcPr>
           <w:p>
             <w:r>
-              <w:t>/api/story_list · /api/story_load?id= · /api/story_status</w:t>
+              <w:t>/api/story_list · /api/story_load?id=</w:t>
             </w:r>
           </w:p>
         </w:tc>
@@ -321,29 +441,7 @@
           </w:tcPr>
           <w:p>
             <w:r>
-              <w:t>story projects / one project / StoryJob progress</w:t>
-            </w:r>
-          </w:p>
-        </w:tc>
-      </w:tr>
-      <w:tr>
-        <w:tc>
-          <w:tcPr>
-            <w:tcW w:type="dxa" w:w="4320"/>
-          </w:tcPr>
-          <w:p>
-            <w:r>
-              <w:t>/api/audiobook_status</w:t>
-            </w:r>
-          </w:p>
-        </w:tc>
-        <w:tc>
-          <w:tcPr>
-            <w:tcW w:type="dxa" w:w="4320"/>
-          </w:tcPr>
-          <w:p>
-            <w:r>
-              <w:t>AudiobookJob progress {state, step, total, current, book, files}</w:t>
+              <w:t>story projects / one project</w:t>
             </w:r>
           </w:p>
         </w:tc>
@@ -366,28 +464,6 @@
           <w:p>
             <w:r>
               <w:t>streams a rendered MP3 (path-traversal-guarded)</w:t>
-            </w:r>
-          </w:p>
-        </w:tc>
-      </w:tr>
-      <w:tr>
-        <w:tc>
-          <w:tcPr>
-            <w:tcW w:type="dxa" w:w="4320"/>
-          </w:tcPr>
-          <w:p>
-            <w:r>
-              <w:t>/api/sprite_status</w:t>
-            </w:r>
-          </w:p>
-        </w:tc>
-        <w:tc>
-          <w:tcPr>
-            <w:tcW w:type="dxa" w:w="4320"/>
-          </w:tcPr>
-          <w:p>
-            <w:r>
-              <w:t>SpriteJob progress {state, step, total, current, name, files} — files grows as frames finish</w:t>
             </w:r>
           </w:p>
         </w:tc>
@@ -443,28 +519,6 @@
           </w:tcPr>
           <w:p>
             <w:r>
-              <w:t>/api/lullaby_status</w:t>
-            </w:r>
-          </w:p>
-        </w:tc>
-        <w:tc>
-          <w:tcPr>
-            <w:tcW w:type="dxa" w:w="4320"/>
-          </w:tcPr>
-          <w:p>
-            <w:r>
-              <w:t>LullabyJob progress {state, step, total, message, current, name, files, phase}</w:t>
-            </w:r>
-          </w:p>
-        </w:tc>
-      </w:tr>
-      <w:tr>
-        <w:tc>
-          <w:tcPr>
-            <w:tcW w:type="dxa" w:w="4320"/>
-          </w:tcPr>
-          <w:p>
-            <w:r>
               <w:t>/api/lullaby_info?name=</w:t>
             </w:r>
           </w:p>
@@ -476,28 +530,6 @@
           <w:p>
             <w:r>
               <w:t>per-stem audition previews + waveform peaks from the cached analysis {stems: {vocals|guitar|piano|other|bass|drums: {preview, peaks}}}</w:t>
-            </w:r>
-          </w:p>
-        </w:tc>
-      </w:tr>
-      <w:tr>
-        <w:tc>
-          <w:tcPr>
-            <w:tcW w:type="dxa" w:w="4320"/>
-          </w:tcPr>
-          <w:p>
-            <w:r>
-              <w:t>/api/split_status</w:t>
-            </w:r>
-          </w:p>
-        </w:tc>
-        <w:tc>
-          <w:tcPr>
-            <w:tcW w:type="dxa" w:w="4320"/>
-          </w:tcPr>
-          <w:p>
-            <w:r>
-              <w:t>SplitJob progress {state, step, total, message, current, name, files}</w:t>
             </w:r>
           </w:p>
         </w:tc>
@@ -619,28 +651,6 @@
           </w:tcPr>
           <w:p>
             <w:r>
-              <w:t>/api/composer_status</w:t>
-            </w:r>
-          </w:p>
-        </w:tc>
-        <w:tc>
-          <w:tcPr>
-            <w:tcW w:type="dxa" w:w="4320"/>
-          </w:tcPr>
-          <w:p>
-            <w:r>
-              <w:t>ComposerJob progress {state, step, total, message, current, name, files, plan} — step/total blend the planning phase with composerkit's own progress.json once rendering starts</w:t>
-            </w:r>
-          </w:p>
-        </w:tc>
-      </w:tr>
-      <w:tr>
-        <w:tc>
-          <w:tcPr>
-            <w:tcW w:type="dxa" w:w="4320"/>
-          </w:tcPr>
-          <w:p>
-            <w:r>
               <w:t>/api/composer_library</w:t>
             </w:r>
           </w:p>
@@ -751,28 +761,6 @@
           </w:tcPr>
           <w:p>
             <w:r>
-              <w:t>/api/h3_status</w:t>
-            </w:r>
-          </w:p>
-        </w:tc>
-        <w:tc>
-          <w:tcPr>
-            <w:tcW w:type="dxa" w:w="4320"/>
-          </w:tcPr>
-          <w:p>
-            <w:r>
-              <w:t>H3Job progress {state, step, total, message, current, stage, name, files, eta, elapsed} — eta is seconds and is null until a step time has been observed for this geometry (the UI shows 'measuring…'); stage is the human label h3gen.py emitted last</w:t>
-            </w:r>
-          </w:p>
-        </w:tc>
-      </w:tr>
-      <w:tr>
-        <w:tc>
-          <w:tcPr>
-            <w:tcW w:type="dxa" w:w="4320"/>
-          </w:tcPr>
-          <w:p>
-            <w:r>
               <w:t>/api/h3_list</w:t>
             </w:r>
           </w:p>
@@ -841,6 +829,11 @@
         <w:t>4.2 POST routes</w:t>
       </w:r>
     </w:p>
+    <w:p>
+      <w:r>
+        <w:t>Almost every generation route the studio used to expose (/api/image, /api/edit, /api/music, /api/sprite_start, /api/h3_start, /api/lullaby_render, /api/composer_start, /api/stt, /api/tts, their _cancel and _status siblings, and the rest) is gone. They are now KINDS submitted through one route.</w:t>
+      </w:r>
+    </w:p>
     <w:tbl>
       <w:tblPr>
         <w:tblStyle w:val="LightGrid-Accent1"/>
@@ -880,7 +873,7 @@
           </w:tcPr>
           <w:p>
             <w:r>
-              <w:t>/api/load</w:t>
+              <w:t>/api/queue/add</w:t>
             </w:r>
           </w:p>
         </w:tc>
@@ -890,7 +883,7 @@
           </w:tcPr>
           <w:p>
             <w:r>
-              <w:t>{worker, ...} → load a worker (unloads others). worker=tts takes engine=kokoro|chatterbox|zonos; worker=voicemodel takes name=&lt;saved voice&gt;; worker=music warms ACE-Step 1.5 (1-step, no audio codes)</w:t>
+              <w:t>{kind, params, priority?, wait?, timeout?} → queue one job. Returns {id, job} immediately; with wait:true it BLOCKS until the job finishes and returns the result instead, which is how the interactive tabs keep their single-call shape. validate() for the kind runs inside this request, so bad input raises here rather than forty minutes later, and uploads are staged to disk here rather than living in the queue file as base64. Refuses a kind whose component is not installed</w:t>
             </w:r>
           </w:p>
         </w:tc>
@@ -902,7 +895,7 @@
           </w:tcPr>
           <w:p>
             <w:r>
-              <w:t>/api/stop</w:t>
+              <w:t>/api/queue/cancel</w:t>
             </w:r>
           </w:p>
         </w:tc>
@@ -912,7 +905,7 @@
           </w:tcPr>
           <w:p>
             <w:r>
-              <w:t>unload everything, free VRAM</w:t>
+              <w:t>{id} → a pending job is dropped; a running one gets its cancel flag set and, for a synchronous handler with no cancel hook of its own, has its child process killed by runner thread id</w:t>
             </w:r>
           </w:p>
         </w:tc>
@@ -924,7 +917,7 @@
           </w:tcPr>
           <w:p>
             <w:r>
-              <w:t>/api/llm</w:t>
+              <w:t>/api/queue/move</w:t>
             </w:r>
           </w:p>
         </w:tc>
@@ -934,7 +927,7 @@
           </w:tcPr>
           <w:p>
             <w:r>
-              <w:t>{task, prompt, image?, unlocked?} → text (Ollama; vision never unlocked)</w:t>
+              <w:t>{id, to} → reorder a PENDING job. A hand reorder is an explicit instruction, so the job is also given the full skip allowance and can no longer be jumped by coalescing</w:t>
             </w:r>
           </w:p>
         </w:tc>
@@ -946,7 +939,7 @@
           </w:tcPr>
           <w:p>
             <w:r>
-              <w:t>/api/image · /api/edit</w:t>
+              <w:t>/api/queue/clear</w:t>
             </w:r>
           </w:p>
         </w:tc>
@@ -956,7 +949,7 @@
           </w:tcPr>
           <w:p>
             <w:r>
-              <w:t>{prompt, size, steps, seed, model} / {prompt, images[], model, size, steps, seed, cfg} → data:image/png (RAM-only via websocket save node)</w:t>
+              <w:t>{what: finished|pending} → drop settled entries, or cancel everything waiting</w:t>
             </w:r>
           </w:p>
         </w:tc>
@@ -968,7 +961,7 @@
           </w:tcPr>
           <w:p>
             <w:r>
-              <w:t>/api/music</w:t>
+              <w:t>/api/pin · /api/unpin</w:t>
             </w:r>
           </w:p>
         </w:tc>
@@ -978,7 +971,7 @@
           </w:tcPr>
           <w:p>
             <w:r>
-              <w:t>{tags, lyrics, model=turbo|sft, seconds, steps (default 8 turbo / 50 sft), cfg (1 turbo / 7 sft), shift=3, sampler=euler, scheduler=simple, bpm=0(auto), keyscale=''(auto), timesignature=''(auto), language='en', lm_temperature=0.85, lm_cfg=2.0, seed=-1, batch=1..4, format=mp3|flac|opus, quality?, audio?(remix dataURL), denoise} → {audios:[dataURL...], seed, retried}</w:t>
+              <w:t>{worker, ...} → hold one model resident against the queue's scheduling, for rapid iteration on a single tab; queued work needing anything else waits with blocked='pin'</w:t>
             </w:r>
           </w:p>
         </w:tc>
@@ -990,7 +983,7 @@
           </w:tcPr>
           <w:p>
             <w:r>
-              <w:t>/api/stt</w:t>
+              <w:t>/api/reclaim</w:t>
             </w:r>
           </w:p>
         </w:tc>
@@ -1000,7 +993,7 @@
           </w:tcPr>
           <w:p>
             <w:r>
-              <w:t>{audio(dataURL), filename} → {text}</w:t>
+              <w:t>restart ComfyUI to give its CPU-side weights back to system RAM (~20 s). ComfyUI does not release them on /free, so this is the only thing that does</w:t>
             </w:r>
           </w:p>
         </w:tc>
@@ -1012,7 +1005,7 @@
           </w:tcPr>
           <w:p>
             <w:r>
-              <w:t>/api/tts</w:t>
+              <w:t>/api/load · /api/stop</w:t>
             </w:r>
           </w:p>
         </w:tc>
@@ -1022,7 +1015,7 @@
           </w:tcPr>
           <w:p>
             <w:r>
-              <w:t>{text, voice?, ref?, speed?, ...controls} → {audio: dataURL}</w:t>
+              <w:t>the raw Manager controls. Still present — studioctl's stop path POSTs /api/stop — but the UI no longer calls /api/load for generation</w:t>
             </w:r>
           </w:p>
         </w:tc>
@@ -1034,7 +1027,7 @@
           </w:tcPr>
           <w:p>
             <w:r>
-              <w:t>/api/voicemodel</w:t>
+              <w:t>/api/chat_delete · /api/chat_rename</w:t>
             </w:r>
           </w:p>
         </w:tc>
@@ -1044,7 +1037,7 @@
           </w:tcPr>
           <w:p>
             <w:r>
-              <w:t>{text | audio} → synth with the loaded fine-tuned voice (audio input is STT'd first)</w:t>
+              <w:t>remove or retitle one conversation. Deleting a thread never touches the files it made — those belong to the workspace, not to the conversation</w:t>
             </w:r>
           </w:p>
         </w:tc>
@@ -1056,7 +1049,7 @@
           </w:tcPr>
           <w:p>
             <w:r>
-              <w:t>/api/voice_train · /api/voice_delete</w:t>
+              <w:t>/api/ws_save · /api/ws_delete · /api/ws_rename</w:t>
             </w:r>
           </w:p>
         </w:tc>
@@ -1066,7 +1059,7 @@
           </w:tcPr>
           <w:p>
             <w:r>
-              <w:t>{name, language, epochs, samples[]} start fine-tune / delete a voice</w:t>
+              <w:t>the Language workspace, for hand-edits in the artifact panel. Every name resolves through one guard that rejects absolute paths, drive letters and any .. escape, so nothing the model or the panel sends can write outside workspace\</w:t>
             </w:r>
           </w:p>
         </w:tc>
@@ -1078,7 +1071,7 @@
           </w:tcPr>
           <w:p>
             <w:r>
-              <w:t>/api/story_save/delete/generate/regen_scene/export</w:t>
+              <w:t>/api/story_save · /api/story_delete · /api/story_export</w:t>
             </w:r>
           </w:p>
         </w:tc>
@@ -1088,7 +1081,7 @@
           </w:tcPr>
           <w:p>
             <w:r>
-              <w:t>Story Maker CRUD + generation</w:t>
+              <w:t>Story Maker CRUD (generation is a kind)</w:t>
             </w:r>
           </w:p>
         </w:tc>
@@ -1100,7 +1093,7 @@
           </w:tcPr>
           <w:p>
             <w:r>
-              <w:t>/api/audiobook_start</w:t>
+              <w:t>/api/voice_delete · /api/h3_delete</w:t>
             </w:r>
           </w:p>
         </w:tc>
@@ -1110,7 +1103,64 @@
           </w:tcPr>
           <w:p>
             <w:r>
-              <w:t>{source: story|text, id?, text?, title?, voice?, ref?, ...narration controls} → starts AudiobookJob</w:t>
+              <w:t>library deletes — not generation, so these never queue</w:t>
+            </w:r>
+          </w:p>
+        </w:tc>
+      </w:tr>
+    </w:tbl>
+    <w:p>
+      <w:pPr>
+        <w:pStyle w:val="Heading2"/>
+      </w:pPr>
+      <w:r>
+        <w:t>4.3 Job kinds</w:t>
+      </w:r>
+    </w:p>
+    <w:p>
+      <w:r>
+        <w:t>The params below are what /api/queue/add carries for each kind; they are the same fields the old per-feature routes took.</w:t>
+      </w:r>
+    </w:p>
+    <w:tbl>
+      <w:tblPr>
+        <w:tblStyle w:val="LightGrid-Accent1"/>
+        <w:tblW w:type="auto" w:w="0"/>
+        <w:tblLook w:firstColumn="1" w:firstRow="1" w:lastColumn="0" w:lastRow="0" w:noHBand="0" w:noVBand="1" w:val="04A0"/>
+      </w:tblPr>
+      <w:tblGrid>
+        <w:gridCol w:w="2880"/>
+        <w:gridCol w:w="2880"/>
+        <w:gridCol w:w="2880"/>
+      </w:tblGrid>
+      <w:tr>
+        <w:tc>
+          <w:tcPr>
+            <w:tcW w:type="dxa" w:w="2880"/>
+          </w:tcPr>
+          <w:p>
+            <w:r>
+              <w:t>kind</w:t>
+            </w:r>
+          </w:p>
+        </w:tc>
+        <w:tc>
+          <w:tcPr>
+            <w:tcW w:type="dxa" w:w="2880"/>
+          </w:tcPr>
+          <w:p>
+            <w:r>
+              <w:t>lane · flags</w:t>
+            </w:r>
+          </w:p>
+        </w:tc>
+        <w:tc>
+          <w:tcPr>
+            <w:tcW w:type="dxa" w:w="2880"/>
+          </w:tcPr>
+          <w:p>
+            <w:r>
+              <w:t>params → what runs</w:t>
             </w:r>
           </w:p>
         </w:tc>
@@ -1118,21 +1168,31 @@
       <w:tr>
         <w:tc>
           <w:tcPr>
-            <w:tcW w:type="dxa" w:w="4320"/>
+            <w:tcW w:type="dxa" w:w="2880"/>
           </w:tcPr>
           <w:p>
             <w:r>
-              <w:t>/api/sprite_start</w:t>
+              <w:t>image · edit</w:t>
             </w:r>
           </w:p>
         </w:tc>
         <w:tc>
           <w:tcPr>
-            <w:tcW w:type="dxa" w:w="4320"/>
+            <w:tcW w:type="dxa" w:w="2880"/>
           </w:tcPr>
           <w:p>
             <w:r>
-              <w:t>{image(dataURL reference), desc?, mode: single|set, action?/custom?/frames? | actions[], view=side|front|topdown|34, size=128|256|512|1024, cutout=true, steps=24, cfg=2.5, seed=-1, name?} → starts SpriteJob (requires the image worker loaded)</w:t>
+              <w:t>gpu</w:t>
+            </w:r>
+          </w:p>
+        </w:tc>
+        <w:tc>
+          <w:tcPr>
+            <w:tcW w:type="dxa" w:w="2880"/>
+          </w:tcPr>
+          <w:p>
+            <w:r>
+              <w:t>{prompt, size, steps, seed, model} / {prompt, images[], model, size, steps, seed, cfg} → FLUX.2 Klein via ComfyUI; PNG returned RAM-only over the websocket save node</w:t>
             </w:r>
           </w:p>
         </w:tc>
@@ -1140,21 +1200,31 @@
       <w:tr>
         <w:tc>
           <w:tcPr>
-            <w:tcW w:type="dxa" w:w="4320"/>
+            <w:tcW w:type="dxa" w:w="2880"/>
           </w:tcPr>
           <w:p>
             <w:r>
-              <w:t>/api/sprite_cancel</w:t>
+              <w:t>sprite · sprite_reroll</w:t>
             </w:r>
           </w:p>
         </w:tc>
         <w:tc>
           <w:tcPr>
-            <w:tcW w:type="dxa" w:w="4320"/>
+            <w:tcW w:type="dxa" w:w="2880"/>
           </w:tcPr>
           <w:p>
             <w:r>
-              <w:t>sets a stop flag; the job ends after the current frame, finished frames are kept</w:t>
+              <w:t>gpu</w:t>
+            </w:r>
+          </w:p>
+        </w:tc>
+        <w:tc>
+          <w:tcPr>
+            <w:tcW w:type="dxa" w:w="2880"/>
+          </w:tcPr>
+          <w:p>
+            <w:r>
+              <w:t>{image(reference), desc?, mode: single|set, action?/custom?/frames? | actions[], size, steps, cutout} / {name, action, frame, pose?, cfg_override?, seed?} → SpriteJob via drive_singleton</w:t>
             </w:r>
           </w:p>
         </w:tc>
@@ -1162,21 +1232,31 @@
       <w:tr>
         <w:tc>
           <w:tcPr>
-            <w:tcW w:type="dxa" w:w="4320"/>
+            <w:tcW w:type="dxa" w:w="2880"/>
           </w:tcPr>
           <w:p>
             <w:r>
-              <w:t>/api/sprite_reroll</w:t>
+              <w:t>video</w:t>
             </w:r>
           </w:p>
         </w:tc>
         <w:tc>
           <w:tcPr>
-            <w:tcW w:type="dxa" w:w="4320"/>
+            <w:tcW w:type="dxa" w:w="2880"/>
           </w:tcPr>
           <w:p>
             <w:r>
-              <w:t>{name, action, frame, pose?, cfg_override?, seed?} → regenerate ONE frame (defaults come from the set's job.json; cfg defaults to original +1.0; the replaced frame is backed up to _backups\), then rebuilds that action's strip and the combined sheet</w:t>
+              <w:t>gpu</w:t>
+            </w:r>
+          </w:p>
+        </w:tc>
+        <w:tc>
+          <w:tcPr>
+            <w:tcW w:type="dxa" w:w="2880"/>
+          </w:tcPr>
+          <w:p>
+            <w:r>
+              <w:t>{prompt, mode: t2v|flf|ref, aspect, short_edge=768, seconds, steps, seed?, sampler, scheduler, shift_video, shift_audio, sage, easycache, plus first_frame/last_frame or ref_images[≤9]/ref_videos[≤3]/ref_video_audios[≤3]/ref_audios[≤3]} → H3Job. The queue claims the whole card for it; there is no 'load the video model first' any more</w:t>
             </w:r>
           </w:p>
         </w:tc>
@@ -1184,21 +1264,31 @@
       <w:tr>
         <w:tc>
           <w:tcPr>
-            <w:tcW w:type="dxa" w:w="4320"/>
+            <w:tcW w:type="dxa" w:w="2880"/>
           </w:tcPr>
           <w:p>
             <w:r>
-              <w:t>/api/lullaby_start</w:t>
+              <w:t>music</w:t>
             </w:r>
           </w:p>
         </w:tc>
         <w:tc>
           <w:tcPr>
-            <w:tcW w:type="dxa" w:w="4320"/>
+            <w:tcW w:type="dxa" w:w="2880"/>
           </w:tcPr>
           <w:p>
             <w:r>
-              <w:t>{audio(dataURL), filename} → one-shot legacy path: full pipeline + render in a single LullabyJob run, default engine/knobs</w:t>
+              <w:t>gpu</w:t>
+            </w:r>
+          </w:p>
+        </w:tc>
+        <w:tc>
+          <w:tcPr>
+            <w:tcW w:type="dxa" w:w="2880"/>
+          </w:tcPr>
+          <w:p>
+            <w:r>
+              <w:t>{tags, lyrics, model=turbo|sft, seconds, steps, cfg, seed?, …} → ACE-Step 1.5</w:t>
             </w:r>
           </w:p>
         </w:tc>
@@ -1206,21 +1296,31 @@
       <w:tr>
         <w:tc>
           <w:tcPr>
-            <w:tcW w:type="dxa" w:w="4320"/>
+            <w:tcW w:type="dxa" w:w="2880"/>
           </w:tcPr>
           <w:p>
             <w:r>
-              <w:t>/api/lullaby_analyze</w:t>
+              <w:t>sfx</w:t>
             </w:r>
           </w:p>
         </w:tc>
         <w:tc>
           <w:tcPr>
-            <w:tcW w:type="dxa" w:w="4320"/>
+            <w:tcW w:type="dxa" w:w="2880"/>
           </w:tcPr>
           <w:p>
             <w:r>
-              <w:t>{audio(dataURL), filename} → workbench phase 1: separates stems, detects key/beats/chords, transcribes both melody candidates, builds the remix input and waveform — all cached to disk for a fast phase-2 render</w:t>
+              <w:t>gpu · exclusive</w:t>
+            </w:r>
+          </w:p>
+        </w:tc>
+        <w:tc>
+          <w:tcPr>
+            <w:tcW w:type="dxa" w:w="2880"/>
+          </w:tcPr>
+          <w:p>
+            <w:r>
+              <w:t>{prompt, seconds, takes, seed?} → sfxgen.py, Stable Audio 3.0 Small SFX. 8 steps / cfg 1.0 / lcm are fixed by the model, not offered</w:t>
             </w:r>
           </w:p>
         </w:tc>
@@ -1228,21 +1328,31 @@
       <w:tr>
         <w:tc>
           <w:tcPr>
-            <w:tcW w:type="dxa" w:w="4320"/>
+            <w:tcW w:type="dxa" w:w="2880"/>
           </w:tcPr>
           <w:p>
             <w:r>
-              <w:t>/api/lullaby_render</w:t>
+              <w:t>mesh3d</w:t>
             </w:r>
           </w:p>
         </w:tc>
         <w:tc>
           <w:tcPr>
-            <w:tcW w:type="dxa" w:w="4320"/>
+            <w:tcW w:type="dxa" w:w="2880"/>
           </w:tcPr>
           <w:p>
             <w:r>
-              <w:t>{name, mode:remix|piano|melody-match, tempo, denoise, slowdown, melody, focus, instrument:cello|violin|flute|synth_voice|music_box, stems?{vocals..drums: 0-1.5} (melody-match: the 'melody'-routed stems), arranged_stems?{...} (melody-match only: 'arranged'-routed stems, run through Piano's own pipeline and mixed in), polish?} → workbench phase 2: renders from the cached analysis with the chosen engine/knobs (requires analyze first)</w:t>
+              <w:t>gpu · exclusive</w:t>
+            </w:r>
+          </w:p>
+        </w:tc>
+        <w:tc>
+          <w:tcPr>
+            <w:tcW w:type="dxa" w:w="2880"/>
+          </w:tcPr>
+          <w:p>
+            <w:r>
+              <w:t>{image, nobg=true, crop, resolution, octree, threshold, steps, seed?} → mesh3d.py, Hunyuan3D 2.1 → a .glb in meshes\</w:t>
             </w:r>
           </w:p>
         </w:tc>
@@ -1250,21 +1360,31 @@
       <w:tr>
         <w:tc>
           <w:tcPr>
-            <w:tcW w:type="dxa" w:w="4320"/>
+            <w:tcW w:type="dxa" w:w="2880"/>
           </w:tcPr>
           <w:p>
             <w:r>
-              <w:t>/api/split_start</w:t>
+              <w:t>lullaby · lullaby_analyze · lullaby_render</w:t>
             </w:r>
           </w:p>
         </w:tc>
         <w:tc>
           <w:tcPr>
-            <w:tcW w:type="dxa" w:w="4320"/>
+            <w:tcW w:type="dxa" w:w="2880"/>
           </w:tcPr>
           <w:p>
             <w:r>
-              <w:t>{audio(dataURL), filename, format:mp3|wav} → SplitJob: separates and saves all 6 tracks (shares lullaby_src_&lt;name&gt; cache naming with LullabyJob)</w:t>
+              <w:t>gpu · exclusive</w:t>
+            </w:r>
+          </w:p>
+        </w:tc>
+        <w:tc>
+          <w:tcPr>
+            <w:tcW w:type="dxa" w:w="2880"/>
+          </w:tcPr>
+          <w:p>
+            <w:r>
+              <w:t>the workbench's two phases plus the one-shot legacy path → LullabyJob</w:t>
             </w:r>
           </w:p>
         </w:tc>
@@ -1272,21 +1392,31 @@
       <w:tr>
         <w:tc>
           <w:tcPr>
-            <w:tcW w:type="dxa" w:w="4320"/>
+            <w:tcW w:type="dxa" w:w="2880"/>
           </w:tcPr>
           <w:p>
             <w:r>
-              <w:t>/api/composer_start</w:t>
+              <w:t>split</w:t>
             </w:r>
           </w:p>
         </w:tc>
         <w:tc>
           <w:tcPr>
-            <w:tcW w:type="dxa" w:w="4320"/>
+            <w:tcW w:type="dxa" w:w="2880"/>
           </w:tcPr>
           <w:p>
             <w:r>
-              <w:t>{brief, genre, seconds(30-420), tracks(3-9), key?, bpm?, name?, use_llm=true, humanize?, polish?, polish_denoise?} → ComposerJob: one Ollama planning call (skipped when use_llm=false, composing straight from the genre template) under the Manager lock, then a CPU-only composerkit render (lock released first — loading a model mid-render is fine)</w:t>
+              <w:t>gpu · exclusive</w:t>
+            </w:r>
+          </w:p>
+        </w:tc>
+        <w:tc>
+          <w:tcPr>
+            <w:tcW w:type="dxa" w:w="2880"/>
+          </w:tcPr>
+          <w:p>
+            <w:r>
+              <w:t>{audio, filename, format} → SplitJob, all 6 stems</w:t>
             </w:r>
           </w:p>
         </w:tc>
@@ -1294,21 +1424,31 @@
       <w:tr>
         <w:tc>
           <w:tcPr>
-            <w:tcW w:type="dxa" w:w="4320"/>
+            <w:tcW w:type="dxa" w:w="2880"/>
           </w:tcPr>
           <w:p>
             <w:r>
-              <w:t>/api/composer_cancel</w:t>
+              <w:t>audiobook</w:t>
             </w:r>
           </w:p>
         </w:tc>
         <w:tc>
           <w:tcPr>
-            <w:tcW w:type="dxa" w:w="4320"/>
+            <w:tcW w:type="dxa" w:w="2880"/>
           </w:tcPr>
           <w:p>
             <w:r>
-              <w:t>sets a stop flag and taskkills the composerkit subprocess; finished stages are kept</w:t>
+              <w:t>gpu</w:t>
+            </w:r>
+          </w:p>
+        </w:tc>
+        <w:tc>
+          <w:tcPr>
+            <w:tcW w:type="dxa" w:w="2880"/>
+          </w:tcPr>
+          <w:p>
+            <w:r>
+              <w:t>{source: story|text, id?/text?, title?, voice?, ref?, narration controls} → AudiobookJob</w:t>
             </w:r>
           </w:p>
         </w:tc>
@@ -1316,21 +1456,31 @@
       <w:tr>
         <w:tc>
           <w:tcPr>
-            <w:tcW w:type="dxa" w:w="4320"/>
+            <w:tcW w:type="dxa" w:w="2880"/>
           </w:tcPr>
           <w:p>
             <w:r>
-              <w:t>/api/h3_start</w:t>
+              <w:t>voice_train</w:t>
             </w:r>
           </w:p>
         </w:tc>
         <w:tc>
           <w:tcPr>
-            <w:tcW w:type="dxa" w:w="4320"/>
+            <w:tcW w:type="dxa" w:w="2880"/>
           </w:tcPr>
           <w:p>
             <w:r>
-              <w:t>{prompt, mode: t2v|flf|ref, aspect='16:9', short_edge=768, seconds=0.5-15 (default 5), steps=1-60 (default 20), seed?, sampler='res_multistep', scheduler='simple', shift_video=12, shift_audio=3, sage='disabled', easycache=false, ref_image_size='match'|'max', name?, plus per-mode inputs: first_frame/last_frame (flf) or ref_images[≤9]/ref_videos[≤3]/ref_video_audios[≤3]/ref_audios[≤3] as data URLs (ref)} → starts H3Job. Refuses unless the video worker holds the one-model slot, and unless a prompt is present — H3 needs one even in References mode</w:t>
+              <w:t>gpu · exclusive</w:t>
+            </w:r>
+          </w:p>
+        </w:tc>
+        <w:tc>
+          <w:tcPr>
+            <w:tcW w:type="dxa" w:w="2880"/>
+          </w:tcPr>
+          <w:p>
+            <w:r>
+              <w:t>{name, language, epochs, samples[]} → TrainJob (XTTS fine-tune)</w:t>
             </w:r>
           </w:p>
         </w:tc>
@@ -1338,21 +1488,31 @@
       <w:tr>
         <w:tc>
           <w:tcPr>
-            <w:tcW w:type="dxa" w:w="4320"/>
+            <w:tcW w:type="dxa" w:w="2880"/>
           </w:tcPr>
           <w:p>
             <w:r>
-              <w:t>/api/h3_cancel</w:t>
+              <w:t>story · story_regen</w:t>
             </w:r>
           </w:p>
         </w:tc>
         <w:tc>
           <w:tcPr>
-            <w:tcW w:type="dxa" w:w="4320"/>
+            <w:tcW w:type="dxa" w:w="2880"/>
           </w:tcPr>
           <w:p>
             <w:r>
-              <w:t>sets a stop flag and kills the h3gen.py subprocess; staged inputs are swept</w:t>
+              <w:t>gpu · story_regen is priority</w:t>
+            </w:r>
+          </w:p>
+        </w:tc>
+        <w:tc>
+          <w:tcPr>
+            <w:tcW w:type="dxa" w:w="2880"/>
+          </w:tcPr>
+          <w:p>
+            <w:r>
+              <w:t>StoryJob, and one-scene regeneration</w:t>
             </w:r>
           </w:p>
         </w:tc>
@@ -1360,21 +1520,31 @@
       <w:tr>
         <w:tc>
           <w:tcPr>
-            <w:tcW w:type="dxa" w:w="4320"/>
+            <w:tcW w:type="dxa" w:w="2880"/>
           </w:tcPr>
           <w:p>
             <w:r>
-              <w:t>/api/h3_delete</w:t>
+              <w:t>composer · composer_rerender</w:t>
             </w:r>
           </w:p>
         </w:tc>
         <w:tc>
           <w:tcPr>
-            <w:tcW w:type="dxa" w:w="4320"/>
+            <w:tcW w:type="dxa" w:w="2880"/>
           </w:tcPr>
           <w:p>
             <w:r>
-              <w:t>{name} → removes one video from the videos\ library</w:t>
+              <w:t>gpu / cpu</w:t>
+            </w:r>
+          </w:p>
+        </w:tc>
+        <w:tc>
+          <w:tcPr>
+            <w:tcW w:type="dxa" w:w="2880"/>
+          </w:tcPr>
+          <w:p>
+            <w:r>
+              <w:t>plan+render, and a render-only re-entry from an edited score.json with no new LLM call. composer is exclusive only when it hands off to SymphonyGen, so the flag is resolved per entry rather than per kind</w:t>
             </w:r>
           </w:p>
         </w:tc>
@@ -1382,21 +1552,95 @@
       <w:tr>
         <w:tc>
           <w:tcPr>
-            <w:tcW w:type="dxa" w:w="4320"/>
+            <w:tcW w:type="dxa" w:w="2880"/>
           </w:tcPr>
           <w:p>
             <w:r>
-              <w:t>/api/composer_rerender</w:t>
+              <w:t>chat</w:t>
             </w:r>
           </w:p>
         </w:tc>
         <w:tc>
           <w:tcPr>
-            <w:tcW w:type="dxa" w:w="4320"/>
+            <w:tcW w:type="dxa" w:w="2880"/>
           </w:tcPr>
           <w:p>
             <w:r>
-              <w:t>{name, score(edited score.json), stems?, polish?, polish_denoise?} → re-renders an existing composition from an edited score straight through composerkit, no new LLM call — used by the Arrange step's mixer/automation/piano-roll edits and the 'polish this render' toggle</w:t>
+              <w:t>gpu · priority</w:t>
+            </w:r>
+          </w:p>
+        </w:tc>
+        <w:tc>
+          <w:tcPr>
+            <w:tcW w:type="dxa" w:w="2880"/>
+          </w:tcPr>
+          <w:p>
+            <w:r>
+              <w:t>{prompt, task, chat?, image?, unlocked?, open_files?} → Ollama. The prompt is the QUESTION ALONE: do_chat opens the conversation named by `chat`, builds the continuation from its stored turns, appends this one and persists it. Also parses ===FILE blocks out of the reply and writes them into workspace\</w:t>
+            </w:r>
+          </w:p>
+        </w:tc>
+      </w:tr>
+      <w:tr>
+        <w:tc>
+          <w:tcPr>
+            <w:tcW w:type="dxa" w:w="2880"/>
+          </w:tcPr>
+          <w:p>
+            <w:r>
+              <w:t>stt · tts · voice · voicemodel</w:t>
+            </w:r>
+          </w:p>
+        </w:tc>
+        <w:tc>
+          <w:tcPr>
+            <w:tcW w:type="dxa" w:w="2880"/>
+          </w:tcPr>
+          <w:p>
+            <w:r>
+              <w:t>gpu · priority</w:t>
+            </w:r>
+          </w:p>
+        </w:tc>
+        <w:tc>
+          <w:tcPr>
+            <w:tcW w:type="dxa" w:w="2880"/>
+          </w:tcPr>
+          <w:p>
+            <w:r>
+              <w:t>the persistent conda workers — submitted with wait:true, so the tab still makes one call and gets one answer</w:t>
+            </w:r>
+          </w:p>
+        </w:tc>
+      </w:tr>
+      <w:tr>
+        <w:tc>
+          <w:tcPr>
+            <w:tcW w:type="dxa" w:w="2880"/>
+          </w:tcPr>
+          <w:p>
+            <w:r>
+              <w:t>enhance</w:t>
+            </w:r>
+          </w:p>
+        </w:tc>
+        <w:tc>
+          <w:tcPr>
+            <w:tcW w:type="dxa" w:w="2880"/>
+          </w:tcPr>
+          <w:p>
+            <w:r>
+              <w:t>cpu · priority</w:t>
+            </w:r>
+          </w:p>
+        </w:tc>
+        <w:tc>
+          <w:tcPr>
+            <w:tcW w:type="dxa" w:w="2880"/>
+          </w:tcPr>
+          <w:p>
+            <w:r>
+              <w:t>{audio} → DeepFilterNet denoise/de-reverb on a cloning reference. On the cpu lane on purpose: cleaning a clip never evicts the loaded voice model</w:t>
             </w:r>
           </w:p>
         </w:tc>
@@ -1415,12 +1659,22 @@
         <w:pStyle w:val="Heading2"/>
       </w:pPr>
       <w:r>
-        <w:t>5.1 Language &amp; vision</w:t>
+        <w:t>5.1 Language, vision &amp; the workspace</w:t>
       </w:r>
     </w:p>
     <w:p>
       <w:r>
-        <w:t>UI chat → /api/llm → ask.py → Ollama /v1/chat/completions. gpt-oss gets reasoning_effort=low; generation always uses the LOADED model tag, so Unlocked affects Story Maker too.</w:t>
+        <w:t>UI chat → /api/queue/add kind=chat (priority, wait:true) → Ollama /v1/chat/completions. Generation always uses the resident model tag, so Unlocked affects Story Maker too. Reasoning effort is no longer pinned to low: code and research run at high, with a single retry at shallow effort if the model spends its whole budget thinking. Temperature is 1.0, not 0.2 — measured, 0.2 returned an empty answer 1 run in 3 at reasoning=high and raising the token budget did not help, while 1.0 answered 3 for 3 and averaged 14 s against 36 s. Over-constrained, the chain of thought loops instead of terminating.</w:t>
+      </w:r>
+    </w:p>
+    <w:p>
+      <w:r>
+        <w:t>Conversations persist, one JSON file per thread under chats\\. The transcript is owned by the SERVER, not the page: do_chat() opens the file named by params['chat'], builds the continuation preamble itself from the last CHAT_CONTEXT_TURNS turns, appends the new pair and rewrites the file atomically. The browser holds an id, which is what makes a reload, a second tab and a server restart all land on the same conversation — and why closing the browser mid-reply still saves the turn, since the queue job finishing it does not care whether anyone is watching. An absent or unknown id starts a fresh conversation whose id comes back in the result, so nothing is written until there is a reply to write and an unused New chat never litters the list. The title is the opening question, collapsed to one line. Vision stays single-shot — replaying a text transcript at a model answering about an attached image only confused the answer — and the image itself is never stored, because a data URL per turn would grow the file by megabytes; a replayed turn shows a marker instead.</w:t>
+      </w:r>
+    </w:p>
+    <w:p>
+      <w:r>
+        <w:t>The model can also write real files. It emits ===FILE &lt;name&gt; … ===END blocks; parse_file_blocks() pulls them out of the reply (dropping one markdown fence if the model wrapped the body) and ws_save() writes each into workspace\. Limits: 2 MB a file, 12 files a reply, 6 path segments, and an extension allow-list. _ws_path() is the ONLY place a model-supplied name becomes a real path — it rejects absolute paths, drive letters and any .. escape, and resolves inside WORKSPACE or raises. The reply opens an artifact panel beside the chat: list, preview (HTML in an iframe, images inline, everything else as text), hand-edit, save, rename, delete. Open files are fed back into the next prompt, truncated to 12,000 characters each.</w:t>
       </w:r>
     </w:p>
     <w:p>
@@ -1658,7 +1912,7 @@
           </w:tcPr>
           <w:p>
             <w:r>
-              <w:t>another big model resident — the silent failure mode; load order matters</w:t>
+              <w:t>another big model resident — the silent failure mode. The queue normally makes this impossible by serialising the gpu lane; if it happens, something is PINNED</w:t>
             </w:r>
           </w:p>
         </w:tc>
@@ -1802,7 +2056,7 @@
           </w:tcPr>
           <w:p>
             <w:r>
-              <w:t>'a video is already rendering' / 'load the video model first'</w:t>
+              <w:t>video job sits at 'waiting — a model is pinned'</w:t>
             </w:r>
           </w:p>
         </w:tc>
@@ -1812,7 +2066,29 @@
           </w:tcPr>
           <w:p>
             <w:r>
-              <w:t>H3Job is single-flight and requires the video slot — cancel the running job, or press Load video model (which evicts everything else)</w:t>
+              <w:t>the queue will not evict a pinned model. Unpin on Home; the eviction of Ollama/ComfyUI/koboldcpp is the queue's job, not the user's</w:t>
+            </w:r>
+          </w:p>
+        </w:tc>
+      </w:tr>
+      <w:tr>
+        <w:tc>
+          <w:tcPr>
+            <w:tcW w:type="dxa" w:w="4320"/>
+          </w:tcPr>
+          <w:p>
+            <w:r>
+              <w:t>a 20B model fails to load with a bare HTTP 500 after image/video work</w:t>
+            </w:r>
+          </w:p>
+        </w:tc>
+        <w:tc>
+          <w:tcPr>
+            <w:tcW w:type="dxa" w:w="4320"/>
+          </w:tcPr>
+          <w:p>
+            <w:r>
+              <w:t>ComfyUI holds its weights in system RAM and does not return them on /free. _load_hint() rewrites the error to say so and to name Reclaim RAM; the queue also pre-empts it below the free-RAM guard</w:t>
             </w:r>
           </w:p>
         </w:tc>
